--- a/labs/lab02_displays_7seg/roteiro_duplas/docx/doc2_muitos_digitos_poucos_fios.docx
+++ b/labs/lab02_displays_7seg/roteiro_duplas/docx/doc2_muitos_digitos_poucos_fios.docx
@@ -4020,7 +4020,7 @@
         <w:t xml:space="preserve">displays 3 e 4</w:t>
       </w:r>
       <w:r>
-        <w:t xml:space="preserve">. O Tinkercad mantém os fios</w:t>
+        <w:t xml:space="preserve">. O Tinkercad costuma manter os fios</w:t>
       </w:r>
       <w:r>
         <w:t xml:space="preserve"> </w:t>
@@ -4046,13 +4046,23 @@
           <w:b/>
           <w:bCs/>
         </w:rPr>
-        <w:t xml:space="preserve">não</w:t>
-      </w:r>
-      <w:r>
-        <w:t xml:space="preserve"> </w:t>
-      </w:r>
-      <w:r>
-        <w:t xml:space="preserve">os fios que iam ao Arduino e às linhas a–g. Confira</w:t>
+        <w:t xml:space="preserve">confira cada fio do bloco colado</w:t>
+      </w:r>
+      <w:r>
+        <w:t xml:space="preserve">; os fios que iam ao Arduino e às linhas a–g não vêm junto. O bloco colado pode cair</w:t>
+      </w:r>
+      <w:r>
+        <w:t xml:space="preserve"> </w:t>
+      </w:r>
+      <w:r>
+        <w:rPr>
+          <w:b/>
+          <w:bCs/>
+        </w:rPr>
+        <w:t xml:space="preserve">em cima do original</w:t>
+      </w:r>
+      <w:r>
+        <w:t xml:space="preserve">: arraste-o para o lado. Confira</w:t>
       </w:r>
       <w:r>
         <w:t xml:space="preserve"> </w:t>
